--- a/Analysis.docx
+++ b/Analysis.docx
@@ -10,6 +10,7 @@
           <w:sz w:val="28"/>
           <w:szCs w:val="24"/>
           <w:u w:val="single"/>
+          <w:lang w:val="en-US"/>
         </w:rPr>
       </w:pPr>
       <w:r>
@@ -19,220 +20,557 @@
           <w:sz w:val="28"/>
           <w:szCs w:val="24"/>
           <w:u w:val="single"/>
-        </w:rPr>
-        <w:t>Planteamiento</w:t>
-      </w:r>
-    </w:p>
-    <w:p>
-      <w:r>
-        <w:t>El objetivo de este proyecto es determinar el nivel de riqueza intra nacional</w:t>
-      </w:r>
-      <w:r>
-        <w:t xml:space="preserve"> europeo</w:t>
-      </w:r>
-      <w:r>
-        <w:t>, así como su evolución,</w:t>
-      </w:r>
-      <w:r>
+          <w:lang w:val="en-US"/>
+        </w:rPr>
+        <w:t>Objective</w:t>
+      </w:r>
+    </w:p>
+    <w:p>
+      <w:pPr>
+        <w:rPr>
+          <w:lang w:val="en-US"/>
+        </w:rPr>
+      </w:pPr>
+      <w:r>
+        <w:rPr>
+          <w:lang w:val="en-US"/>
+        </w:rPr>
+        <w:t xml:space="preserve">The </w:t>
+      </w:r>
+      <w:r>
+        <w:rPr>
+          <w:lang w:val="en-US"/>
+        </w:rPr>
+        <w:t>aim</w:t>
+      </w:r>
+      <w:r>
+        <w:rPr>
+          <w:lang w:val="en-US"/>
+        </w:rPr>
+        <w:t xml:space="preserve"> of this project is to determine</w:t>
+      </w:r>
+      <w:r>
+        <w:rPr>
+          <w:lang w:val="en-US"/>
+        </w:rPr>
+        <w:t xml:space="preserve"> and study</w:t>
+      </w:r>
+      <w:r>
+        <w:rPr>
+          <w:lang w:val="en-US"/>
+        </w:rPr>
+        <w:t xml:space="preserve"> the </w:t>
+      </w:r>
+      <w:r>
+        <w:rPr>
+          <w:lang w:val="en-US"/>
+        </w:rPr>
+        <w:t>current</w:t>
+      </w:r>
+      <w:r>
+        <w:rPr>
+          <w:lang w:val="en-US"/>
+        </w:rPr>
+        <w:t xml:space="preserve"> intra-national wealth</w:t>
+      </w:r>
+      <w:r>
+        <w:rPr>
+          <w:lang w:val="en-US"/>
+        </w:rPr>
+        <w:t xml:space="preserve"> of the different European Union countries,</w:t>
+      </w:r>
+      <w:r>
+        <w:rPr>
+          <w:lang w:val="en-US"/>
+        </w:rPr>
+        <w:t xml:space="preserve"> as well as its evolution</w:t>
+      </w:r>
+      <w:r>
+        <w:rPr>
+          <w:lang w:val="en-US"/>
+        </w:rPr>
+        <w:t xml:space="preserve"> at the 2014-2022 period.</w:t>
+      </w:r>
+    </w:p>
+    <w:p>
+      <w:pPr>
+        <w:rPr>
+          <w:lang w:val="en-US"/>
+        </w:rPr>
+      </w:pPr>
+      <w:r>
+        <w:rPr>
+          <w:lang w:val="en-US"/>
+        </w:rPr>
+        <w:t>In order to analyze it, a</w:t>
+      </w:r>
+      <w:r>
+        <w:rPr>
+          <w:lang w:val="en-US"/>
+        </w:rPr>
         <w:t xml:space="preserve"> </w:t>
       </w:r>
       <w:r>
-        <w:t>de los diferentes países de la unión europea</w:t>
-      </w:r>
-      <w:r>
-        <w:t xml:space="preserve"> desde 2014 hasta 2022</w:t>
-      </w:r>
-      <w:r>
-        <w:t xml:space="preserve">. </w:t>
-      </w:r>
-      <w:r>
-        <w:t>Más adelante</w:t>
-      </w:r>
-      <w:r>
-        <w:t xml:space="preserve">, se realizará un estudio para determinar cuáles son los factores que influyen en este. </w:t>
-      </w:r>
-    </w:p>
-    <w:p>
-      <w:r>
-        <w:t>Para ello,</w:t>
-      </w:r>
-      <w:r>
+        <w:rPr>
+          <w:lang w:val="en-US"/>
+        </w:rPr>
+        <w:t xml:space="preserve">new index </w:t>
+      </w:r>
+      <w:r>
+        <w:rPr>
+          <w:lang w:val="en-US"/>
+        </w:rPr>
+        <w:t>has been</w:t>
+      </w:r>
+      <w:r>
+        <w:rPr>
+          <w:lang w:val="en-US"/>
+        </w:rPr>
+        <w:t xml:space="preserve"> created called the European Earnings Index (EEI). This index </w:t>
+      </w:r>
+      <w:r>
+        <w:rPr>
+          <w:lang w:val="en-US"/>
+        </w:rPr>
+        <w:t xml:space="preserve">adjusts the net income of the average worker with the </w:t>
+      </w:r>
+      <w:r>
+        <w:rPr>
+          <w:lang w:val="en-US"/>
+        </w:rPr>
+        <w:t>price level of</w:t>
+      </w:r>
+      <w:r>
+        <w:rPr>
+          <w:lang w:val="en-US"/>
+        </w:rPr>
+        <w:t xml:space="preserve"> the countries </w:t>
+      </w:r>
+      <w:r>
+        <w:rPr>
+          <w:lang w:val="en-US"/>
+        </w:rPr>
+        <w:t xml:space="preserve">that belong to </w:t>
+      </w:r>
+      <w:r>
+        <w:rPr>
+          <w:lang w:val="en-US"/>
+        </w:rPr>
+        <w:t xml:space="preserve">the European </w:t>
+      </w:r>
+      <w:r>
+        <w:rPr>
+          <w:lang w:val="en-US"/>
+        </w:rPr>
+        <w:t>U</w:t>
+      </w:r>
+      <w:r>
+        <w:rPr>
+          <w:lang w:val="en-US"/>
+        </w:rPr>
+        <w:t>nion.</w:t>
+      </w:r>
+      <w:r>
+        <w:rPr>
+          <w:lang w:val="en-US"/>
+        </w:rPr>
         <w:t xml:space="preserve"> </w:t>
       </w:r>
-      <w:r>
-        <w:t xml:space="preserve">crearemos </w:t>
-      </w:r>
-      <w:r>
-        <w:t xml:space="preserve">un nuevo índice que ajusta los ingresos netos del trabajador promedio con la diferencia de precios de artículos básicos entre los diferentes países de la unión europea. </w:t>
-      </w:r>
-      <w:r>
-        <w:t>Este índice se denominará Índice de Ingresos Europeo (IIE).</w:t>
-      </w:r>
-    </w:p>
-    <w:p>
-      <w:pPr>
+    </w:p>
+    <w:p>
+      <w:pPr>
+        <w:rPr>
+          <w:lang w:val="en-US"/>
+        </w:rPr>
+      </w:pPr>
+      <w:r>
         <w:rPr>
           <w:b/>
           <w:bCs/>
           <w:sz w:val="28"/>
           <w:szCs w:val="24"/>
           <w:u w:val="single"/>
-        </w:rPr>
-      </w:pPr>
-      <w:r>
+          <w:lang w:val="en-US"/>
+        </w:rPr>
+        <w:t>Data sources</w:t>
+      </w:r>
+    </w:p>
+    <w:p>
+      <w:pPr>
+        <w:rPr>
+          <w:lang w:val="en-US"/>
+        </w:rPr>
+      </w:pPr>
+      <w:r>
+        <w:rPr>
+          <w:lang w:val="en-US"/>
+        </w:rPr>
+        <w:t>Data has been obtained</w:t>
+      </w:r>
+      <w:r>
+        <w:rPr>
+          <w:lang w:val="en-US"/>
+        </w:rPr>
+        <w:t xml:space="preserve"> from two indicators provided by Eurostat</w:t>
+      </w:r>
+      <w:r>
+        <w:rPr>
+          <w:lang w:val="en-US"/>
+        </w:rPr>
+        <w:t>:</w:t>
+      </w:r>
+      <w:r>
+        <w:rPr>
+          <w:lang w:val="en-US"/>
+        </w:rPr>
+        <w:t xml:space="preserve"> </w:t>
+      </w:r>
+    </w:p>
+    <w:p>
+      <w:pPr>
+        <w:rPr>
+          <w:lang w:val="en-US"/>
+        </w:rPr>
+      </w:pPr>
+      <w:r>
+        <w:rPr>
+          <w:lang w:val="en-US"/>
+        </w:rPr>
+        <w:t xml:space="preserve">- </w:t>
+      </w:r>
+      <w:r>
+        <w:rPr>
+          <w:b/>
+          <w:bCs/>
+          <w:lang w:val="en-US"/>
+        </w:rPr>
+        <w:t xml:space="preserve">Net </w:t>
+      </w:r>
+      <w:r>
+        <w:rPr>
+          <w:b/>
+          <w:bCs/>
+          <w:lang w:val="en-US"/>
+        </w:rPr>
+        <w:t>E</w:t>
+      </w:r>
+      <w:r>
+        <w:rPr>
+          <w:b/>
+          <w:bCs/>
+          <w:lang w:val="en-US"/>
+        </w:rPr>
+        <w:t>arnings:</w:t>
+      </w:r>
+      <w:r>
+        <w:rPr>
+          <w:lang w:val="en-US"/>
+        </w:rPr>
+        <w:t xml:space="preserve"> Determines the net earnings of the average worker by subtracting the gross </w:t>
+      </w:r>
+      <w:r>
+        <w:rPr>
+          <w:lang w:val="en-US"/>
+        </w:rPr>
+        <w:t>earnings</w:t>
+      </w:r>
+      <w:r>
+        <w:rPr>
+          <w:lang w:val="en-US"/>
+        </w:rPr>
+        <w:t xml:space="preserve"> with income taxes</w:t>
+      </w:r>
+      <w:r>
+        <w:rPr>
+          <w:lang w:val="en-US"/>
+        </w:rPr>
+        <w:t xml:space="preserve"> and </w:t>
+      </w:r>
+      <w:r>
+        <w:rPr>
+          <w:lang w:val="en-US"/>
+        </w:rPr>
+        <w:t>social security contribution</w:t>
+      </w:r>
+      <w:r>
+        <w:rPr>
+          <w:lang w:val="en-US"/>
+        </w:rPr>
+        <w:t xml:space="preserve">. </w:t>
+      </w:r>
+    </w:p>
+    <w:p>
+      <w:pPr>
+        <w:rPr>
+          <w:lang w:val="en-US"/>
+        </w:rPr>
+      </w:pPr>
+      <w:r>
+        <w:rPr>
+          <w:lang w:val="en-US"/>
+        </w:rPr>
+        <w:t xml:space="preserve">- </w:t>
+      </w:r>
+      <w:r>
+        <w:rPr>
+          <w:b/>
+          <w:bCs/>
+          <w:lang w:val="en-US"/>
+        </w:rPr>
+        <w:t>Price Level Index (PLI):</w:t>
+      </w:r>
+      <w:r>
+        <w:rPr>
+          <w:lang w:val="en-US"/>
+        </w:rPr>
+        <w:t xml:space="preserve"> Determines the price level</w:t>
+      </w:r>
+      <w:r>
+        <w:rPr>
+          <w:lang w:val="en-US"/>
+        </w:rPr>
+        <w:t xml:space="preserve"> </w:t>
+      </w:r>
+      <w:r>
+        <w:rPr>
+          <w:lang w:val="en-US"/>
+        </w:rPr>
+        <w:t>of one country relative to another</w:t>
+      </w:r>
+      <w:r>
+        <w:rPr>
+          <w:lang w:val="en-US"/>
+        </w:rPr>
+        <w:t xml:space="preserve"> in the European Union. </w:t>
+      </w:r>
+    </w:p>
+    <w:p>
+      <w:pPr>
         <w:rPr>
           <w:b/>
           <w:bCs/>
           <w:sz w:val="28"/>
           <w:szCs w:val="24"/>
           <w:u w:val="single"/>
-        </w:rPr>
-        <w:t>Recolección de datos</w:t>
-      </w:r>
-    </w:p>
-    <w:p>
-      <w:r>
-        <w:t xml:space="preserve">Obtendremos los datos a </w:t>
-      </w:r>
-      <w:r>
-        <w:t xml:space="preserve">partir de dos indicadores que nos ofrece Eurostat. </w:t>
-      </w:r>
-    </w:p>
-    <w:p>
-      <w:r>
-        <w:rPr>
-          <w:b/>
-          <w:bCs/>
-        </w:rPr>
-        <w:t xml:space="preserve">- </w:t>
-      </w:r>
-      <w:r>
-        <w:rPr>
-          <w:b/>
-          <w:bCs/>
-        </w:rPr>
-        <w:t>Beneficios netos</w:t>
-      </w:r>
-      <w:r>
-        <w:t>: Determina el beneficio neto del trabajador promedio restando el importe en bruto con</w:t>
-      </w:r>
-      <w:r>
-        <w:t xml:space="preserve"> los impuestos sobre la renta</w:t>
-      </w:r>
-      <w:r>
-        <w:t>, las</w:t>
-      </w:r>
-      <w:r>
-        <w:t xml:space="preserve"> cotizaciones a la seguridad social del </w:t>
-      </w:r>
-      <w:r>
-        <w:t>y sumando</w:t>
-      </w:r>
-      <w:r>
-        <w:t xml:space="preserve"> </w:t>
-      </w:r>
-      <w:r>
-        <w:t>los diferentes subsidios familiares</w:t>
-      </w:r>
-      <w:r>
-        <w:t>.</w:t>
-      </w:r>
-    </w:p>
-    <w:p>
-      <w:r>
-        <w:rPr>
-          <w:b/>
-          <w:bCs/>
-        </w:rPr>
-        <w:t xml:space="preserve">- </w:t>
-      </w:r>
-      <w:r>
-        <w:rPr>
-          <w:b/>
-          <w:bCs/>
-        </w:rPr>
-        <w:t>Índice de nivel de precios</w:t>
-      </w:r>
-      <w:r>
-        <w:rPr>
-          <w:b/>
-          <w:bCs/>
-        </w:rPr>
-        <w:t xml:space="preserve"> (INP)</w:t>
-      </w:r>
-      <w:r>
-        <w:t>: Determina el nivel de precios de un país con respecto a otro.</w:t>
-      </w:r>
-    </w:p>
-    <w:p>
-      <w:pPr>
+          <w:lang w:val="en-US"/>
+        </w:rPr>
+      </w:pPr>
+      <w:r>
         <w:rPr>
           <w:b/>
           <w:bCs/>
           <w:sz w:val="28"/>
           <w:szCs w:val="24"/>
           <w:u w:val="single"/>
-        </w:rPr>
-      </w:pPr>
-      <w:r>
+          <w:lang w:val="en-US"/>
+        </w:rPr>
+        <w:t>Data cleansing</w:t>
+      </w:r>
+    </w:p>
+    <w:p>
+      <w:pPr>
+        <w:rPr>
+          <w:lang w:val="en-US"/>
+        </w:rPr>
+      </w:pPr>
+      <w:r>
+        <w:rPr>
+          <w:lang w:val="en-US"/>
+        </w:rPr>
+        <w:t>Both tables present a similar format and will be treated as follows:</w:t>
+      </w:r>
+    </w:p>
+    <w:p>
+      <w:pPr>
+        <w:rPr>
+          <w:lang w:val="en-US"/>
+        </w:rPr>
+      </w:pPr>
+      <w:r>
+        <w:rPr>
+          <w:lang w:val="en-US"/>
+        </w:rPr>
+        <w:t xml:space="preserve">1. </w:t>
+      </w:r>
+      <w:r>
+        <w:rPr>
+          <w:lang w:val="en-US"/>
+        </w:rPr>
+        <w:t xml:space="preserve">All rows </w:t>
+      </w:r>
+      <w:r>
+        <w:rPr>
+          <w:lang w:val="en-US"/>
+        </w:rPr>
+        <w:t>that have nothing to do with the data to be studied</w:t>
+      </w:r>
+      <w:r>
+        <w:rPr>
+          <w:lang w:val="en-US"/>
+        </w:rPr>
+        <w:t xml:space="preserve"> have been deleted</w:t>
+      </w:r>
+      <w:r>
+        <w:rPr>
+          <w:lang w:val="en-US"/>
+        </w:rPr>
+        <w:t xml:space="preserve">. </w:t>
+      </w:r>
+    </w:p>
+    <w:p>
+      <w:pPr>
+        <w:rPr>
+          <w:lang w:val="en-US"/>
+        </w:rPr>
+      </w:pPr>
+      <w:r>
+        <w:rPr>
+          <w:lang w:val="en-US"/>
+        </w:rPr>
+        <w:t xml:space="preserve">2. </w:t>
+      </w:r>
+      <w:r>
+        <w:rPr>
+          <w:lang w:val="en-US"/>
+        </w:rPr>
+        <w:t>Years have been converted from name column to row data.</w:t>
+      </w:r>
+    </w:p>
+    <w:p>
+      <w:pPr>
+        <w:rPr>
+          <w:lang w:val="en-US"/>
+        </w:rPr>
+      </w:pPr>
+      <w:r>
+        <w:rPr>
+          <w:lang w:val="en-US"/>
+        </w:rPr>
+        <w:t xml:space="preserve">3. All data </w:t>
+      </w:r>
+      <w:r>
+        <w:rPr>
+          <w:lang w:val="en-US"/>
+        </w:rPr>
+        <w:t xml:space="preserve">that was missing </w:t>
+      </w:r>
+      <w:r>
+        <w:rPr>
+          <w:lang w:val="en-US"/>
+        </w:rPr>
+        <w:t xml:space="preserve">has been </w:t>
+      </w:r>
+      <w:r>
+        <w:rPr>
+          <w:lang w:val="en-US"/>
+        </w:rPr>
+        <w:t>filled:</w:t>
+      </w:r>
+    </w:p>
+    <w:p>
+      <w:pPr>
+        <w:ind w:left="720"/>
+        <w:rPr>
+          <w:lang w:val="en-US"/>
+        </w:rPr>
+      </w:pPr>
+      <w:r>
+        <w:rPr>
+          <w:lang w:val="en-US"/>
+        </w:rPr>
+        <w:t>3.</w:t>
+      </w:r>
+      <w:r>
+        <w:rPr>
+          <w:lang w:val="en-US"/>
+        </w:rPr>
+        <w:t xml:space="preserve">1. </w:t>
+      </w:r>
+      <w:r>
+        <w:rPr>
+          <w:lang w:val="en-US"/>
+        </w:rPr>
+        <w:t xml:space="preserve">Net Earnings table: Data regarding the year 2015 and 2016 in Cyprus has been filled </w:t>
+      </w:r>
+      <w:r>
+        <w:rPr>
+          <w:lang w:val="en-US"/>
+        </w:rPr>
+        <w:t>by distributing the growth it undergoes from 2014 to 2017 but keeping</w:t>
+      </w:r>
+      <w:r>
+        <w:rPr>
+          <w:lang w:val="en-US"/>
+        </w:rPr>
+        <w:t xml:space="preserve"> its total intact.</w:t>
+      </w:r>
+    </w:p>
+    <w:p>
+      <w:pPr>
+        <w:ind w:left="720"/>
+        <w:rPr>
+          <w:lang w:val="en-US"/>
+        </w:rPr>
+      </w:pPr>
+      <w:r>
+        <w:rPr>
+          <w:lang w:val="en-US"/>
+        </w:rPr>
+        <w:t>3.</w:t>
+      </w:r>
+      <w:r>
+        <w:rPr>
+          <w:lang w:val="en-US"/>
+        </w:rPr>
+        <w:t xml:space="preserve">2. </w:t>
+      </w:r>
+      <w:r>
+        <w:rPr>
+          <w:lang w:val="en-US"/>
+        </w:rPr>
+        <w:t>Price Level Index table: Data regarding the year 2022 has been filled by</w:t>
+      </w:r>
+      <w:r>
+        <w:rPr>
+          <w:lang w:val="en-US"/>
+        </w:rPr>
+        <w:t xml:space="preserve"> applying the simple moving average </w:t>
+      </w:r>
+      <w:r>
+        <w:rPr>
+          <w:lang w:val="en-US"/>
+        </w:rPr>
+        <w:t>of the last 3 years</w:t>
+      </w:r>
+      <w:r>
+        <w:rPr>
+          <w:lang w:val="en-US"/>
+        </w:rPr>
+        <w:t>.</w:t>
+      </w:r>
+    </w:p>
+    <w:p>
+      <w:pPr>
         <w:rPr>
           <w:b/>
           <w:bCs/>
           <w:sz w:val="28"/>
           <w:szCs w:val="24"/>
           <w:u w:val="single"/>
-        </w:rPr>
-        <w:t>Limpieza de datos</w:t>
-      </w:r>
-    </w:p>
-    <w:p>
-      <w:r>
-        <w:t>Ambas tablas presentan un forma</w:t>
-      </w:r>
-      <w:r>
-        <w:t>to parecido y se tratarán de la siguiente manera:</w:t>
-      </w:r>
-    </w:p>
-    <w:p>
-      <w:r>
-        <w:t xml:space="preserve">1. Eliminamos todas las filas que no tengan nada que ver con los datos a estudiar. </w:t>
-      </w:r>
-    </w:p>
-    <w:p>
-      <w:r>
-        <w:t>2. Convertimos los años de nombre a columna a datos.</w:t>
-      </w:r>
-    </w:p>
-    <w:p>
-      <w:r>
-        <w:t>3. Se cambia el nombre de todas aquellas celdas para mejorar la presentación.</w:t>
-      </w:r>
-    </w:p>
-    <w:p>
-      <w:r>
-        <w:t>A continuación, procedemos a tratar las celdas vacías.</w:t>
-      </w:r>
-    </w:p>
-    <w:p>
-      <w:r>
-        <w:t>1. En el caso de Chipre en la tabla de los beneficios netos, rellenamos los datos de 2015 y 2016 distribuyendo el crecimiento que sufre de 2014 a 2017 pero conservando el total.</w:t>
-      </w:r>
-    </w:p>
-    <w:p>
-      <w:r>
-        <w:t>2. En el caso de los datos del 2022 de la tabla de índice de nivel de precios, se estima aplicando la media móvil simple con respecto a los anteriores 3 años.</w:t>
-      </w:r>
-    </w:p>
-    <w:p>
-      <w:pPr>
+          <w:lang w:val="en-US"/>
+        </w:rPr>
+      </w:pPr>
+      <w:r>
         <w:rPr>
           <w:b/>
           <w:bCs/>
           <w:sz w:val="28"/>
           <w:szCs w:val="24"/>
           <w:u w:val="single"/>
-        </w:rPr>
-      </w:pPr>
+          <w:lang w:val="en-US"/>
+        </w:rPr>
+        <w:t>Model</w:t>
+      </w:r>
       <w:r>
         <w:rPr>
           <w:b/>
@@ -240,42 +578,239 @@
           <w:sz w:val="28"/>
           <w:szCs w:val="24"/>
           <w:u w:val="single"/>
-        </w:rPr>
-        <w:t>Construcción del modelo</w:t>
-      </w:r>
-    </w:p>
-    <w:p>
-      <w:r>
-        <w:t xml:space="preserve">Para comprender mejor la información, añadiremos nuevas características. </w:t>
-      </w:r>
-    </w:p>
-    <w:p>
-      <w:r>
-        <w:t xml:space="preserve">Estudiaremos los datos en base a si la nación pertenece o no a la eurozona, la fecha de incorporación a la unión europea y la región a la que pertenece (según </w:t>
+          <w:lang w:val="en-US"/>
+        </w:rPr>
+        <w:t xml:space="preserve"> engineering </w:t>
+      </w:r>
+    </w:p>
+    <w:p>
+      <w:pPr>
+        <w:rPr>
+          <w:lang w:val="en-US"/>
+        </w:rPr>
+      </w:pPr>
+      <w:r>
+        <w:rPr>
+          <w:lang w:val="en-US"/>
+        </w:rPr>
+        <w:t>New tables have been created in order to better analyze what factors influence on the overall growth and prosperity:</w:t>
+      </w:r>
+      <w:r>
+        <w:rPr>
+          <w:lang w:val="en-US"/>
+        </w:rPr>
+        <w:t xml:space="preserve"> Specifically: </w:t>
+      </w:r>
+    </w:p>
+    <w:p>
+      <w:pPr>
+        <w:rPr>
+          <w:lang w:val="en-US"/>
+        </w:rPr>
+      </w:pPr>
+      <w:r>
+        <w:rPr>
+          <w:lang w:val="en-US"/>
+        </w:rPr>
+        <w:t>1. I</w:t>
+      </w:r>
+      <w:r>
+        <w:rPr>
+          <w:lang w:val="en-US"/>
+        </w:rPr>
+        <w:t>f the</w:t>
+      </w:r>
+      <w:r>
+        <w:rPr>
+          <w:lang w:val="en-US"/>
+        </w:rPr>
+        <w:t xml:space="preserve"> nation belongs to the Eurozone</w:t>
+      </w:r>
+      <w:r>
+        <w:rPr>
+          <w:lang w:val="en-US"/>
+        </w:rPr>
+        <w:t>.</w:t>
+      </w:r>
+    </w:p>
+    <w:p>
+      <w:pPr>
+        <w:rPr>
+          <w:lang w:val="en-US"/>
+        </w:rPr>
+      </w:pPr>
+      <w:r>
+        <w:rPr>
+          <w:lang w:val="en-US"/>
+        </w:rPr>
+        <w:t>2. Decade of incorporation to the European Union.</w:t>
+      </w:r>
+    </w:p>
+    <w:p>
+      <w:pPr>
+        <w:rPr>
+          <w:lang w:val="en-US"/>
+        </w:rPr>
+      </w:pPr>
+      <w:r>
+        <w:rPr>
+          <w:lang w:val="en-US"/>
+        </w:rPr>
+        <w:t xml:space="preserve">3. </w:t>
+      </w:r>
+      <w:r>
+        <w:rPr>
+          <w:lang w:val="en-US"/>
+        </w:rPr>
+        <w:t>The r</w:t>
+      </w:r>
+      <w:r>
+        <w:rPr>
+          <w:lang w:val="en-US"/>
+        </w:rPr>
+        <w:t xml:space="preserve">egion </w:t>
+      </w:r>
+      <w:r>
+        <w:rPr>
+          <w:lang w:val="en-US"/>
+        </w:rPr>
+        <w:t xml:space="preserve">where the country belongs to, based on the </w:t>
       </w:r>
       <w:proofErr w:type="spellStart"/>
       <w:r>
+        <w:rPr>
+          <w:lang w:val="en-US"/>
+        </w:rPr>
         <w:t>EuroVoc</w:t>
       </w:r>
+      <w:r>
+        <w:rPr>
+          <w:lang w:val="en-US"/>
+        </w:rPr>
+        <w:t>’s</w:t>
+      </w:r>
       <w:proofErr w:type="spellEnd"/>
       <w:r>
-        <w:t xml:space="preserve">). </w:t>
-      </w:r>
-    </w:p>
-    <w:p>
-      <w:r>
+        <w:rPr>
+          <w:lang w:val="en-US"/>
+        </w:rPr>
+        <w:t xml:space="preserve"> classification.</w:t>
+      </w:r>
+      <w:r>
+        <w:rPr>
+          <w:lang w:val="en-US"/>
+        </w:rPr>
+        <w:t xml:space="preserve"> </w:t>
+      </w:r>
+    </w:p>
+    <w:p>
+      <w:pPr>
+        <w:rPr>
+          <w:szCs w:val="24"/>
+          <w:lang w:val="en-US"/>
+        </w:rPr>
+      </w:pPr>
+      <w:r>
+        <w:rPr>
+          <w:szCs w:val="24"/>
+          <w:lang w:val="en-US"/>
+        </w:rPr>
         <w:lastRenderedPageBreak/>
-        <w:t>Después, combinamos todas las tablas en una sola y calculamos el índice de ingresos europeo mediante la siguiente formula:</w:t>
-      </w:r>
-    </w:p>
-    <w:p>
+        <w:t>Data has been combined into a single table</w:t>
+      </w:r>
+      <w:r>
+        <w:rPr>
+          <w:szCs w:val="24"/>
+          <w:lang w:val="en-US"/>
+        </w:rPr>
+        <w:t xml:space="preserve"> in order to calculate the </w:t>
+      </w:r>
+      <w:r>
+        <w:rPr>
+          <w:lang w:val="en-US"/>
+        </w:rPr>
+        <w:t xml:space="preserve">European </w:t>
+      </w:r>
+      <w:r>
+        <w:rPr>
+          <w:lang w:val="en-US"/>
+        </w:rPr>
+        <w:t>I</w:t>
+      </w:r>
+      <w:r>
+        <w:rPr>
+          <w:lang w:val="en-US"/>
+        </w:rPr>
+        <w:t xml:space="preserve">ncome </w:t>
+      </w:r>
+      <w:r>
+        <w:rPr>
+          <w:lang w:val="en-US"/>
+        </w:rPr>
+        <w:t>I</w:t>
+      </w:r>
+      <w:r>
+        <w:rPr>
+          <w:lang w:val="en-US"/>
+        </w:rPr>
+        <w:t xml:space="preserve">ndex </w:t>
+      </w:r>
+      <w:r>
+        <w:rPr>
+          <w:lang w:val="en-US"/>
+        </w:rPr>
+        <w:t>as well as its Year-Over-Year variance. The following formula has been applied:</w:t>
+      </w:r>
+    </w:p>
+    <w:p>
+      <w:pPr>
+        <w:rPr>
+          <w:lang w:val="en-US"/>
+        </w:rPr>
+      </w:pPr>
       <m:oMathPara>
         <m:oMath>
           <m:r>
             <w:rPr>
               <w:rFonts w:ascii="Cambria Math" w:hAnsi="Cambria Math"/>
+              <w:lang w:val="en-US"/>
             </w:rPr>
-            <m:t>IIE=Benficios netos*(1+</m:t>
+            <m:t>EEI</m:t>
+          </m:r>
+          <m:r>
+            <w:rPr>
+              <w:rFonts w:ascii="Cambria Math" w:hAnsi="Cambria Math"/>
+              <w:lang w:val="en-US"/>
+            </w:rPr>
+            <m:t>=</m:t>
+          </m:r>
+          <m:r>
+            <w:rPr>
+              <w:rFonts w:ascii="Cambria Math" w:hAnsi="Cambria Math"/>
+              <w:lang w:val="en-US"/>
+            </w:rPr>
+            <m:t>Net</m:t>
+          </m:r>
+          <m:r>
+            <w:rPr>
+              <w:rFonts w:ascii="Cambria Math" w:hAnsi="Cambria Math"/>
+              <w:lang w:val="en-US"/>
+            </w:rPr>
+            <m:t xml:space="preserve"> </m:t>
+          </m:r>
+          <m:r>
+            <w:rPr>
+              <w:rFonts w:ascii="Cambria Math" w:hAnsi="Cambria Math"/>
+              <w:lang w:val="en-US"/>
+            </w:rPr>
+            <m:t>Earnings</m:t>
+          </m:r>
+          <m:r>
+            <w:rPr>
+              <w:rFonts w:ascii="Cambria Math" w:hAnsi="Cambria Math"/>
+              <w:lang w:val="en-US"/>
+            </w:rPr>
+            <m:t>*(1+</m:t>
           </m:r>
           <m:f>
             <m:fPr>
@@ -283,6 +818,7 @@
                 <w:rPr>
                   <w:rFonts w:ascii="Cambria Math" w:hAnsi="Cambria Math"/>
                   <w:i/>
+                  <w:lang w:val="en-US"/>
                 </w:rPr>
               </m:ctrlPr>
             </m:fPr>
@@ -290,14 +826,23 @@
               <m:r>
                 <w:rPr>
                   <w:rFonts w:ascii="Cambria Math" w:hAnsi="Cambria Math"/>
+                  <w:lang w:val="en-US"/>
                 </w:rPr>
-                <m:t>100-INP</m:t>
+                <m:t>100-</m:t>
+              </m:r>
+              <m:r>
+                <w:rPr>
+                  <w:rFonts w:ascii="Cambria Math" w:hAnsi="Cambria Math"/>
+                  <w:lang w:val="en-US"/>
+                </w:rPr>
+                <m:t>PLI</m:t>
               </m:r>
             </m:num>
             <m:den>
               <m:r>
                 <w:rPr>
                   <w:rFonts w:ascii="Cambria Math" w:hAnsi="Cambria Math"/>
+                  <w:lang w:val="en-US"/>
                 </w:rPr>
                 <m:t>100</m:t>
               </m:r>
@@ -306,6 +851,7 @@
           <m:r>
             <w:rPr>
               <w:rFonts w:ascii="Cambria Math" w:hAnsi="Cambria Math"/>
+              <w:lang w:val="en-US"/>
             </w:rPr>
             <m:t>)</m:t>
           </m:r>
@@ -313,11 +859,6 @@
       </m:oMathPara>
     </w:p>
     <w:p>
-      <w:r>
-        <w:t xml:space="preserve">Luego, se calcularemos la varianza anual del IIE y lo añadiremos a la tabla. </w:t>
-      </w:r>
-    </w:p>
-    <w:p>
       <w:pPr>
         <w:rPr>
           <w:b/>
@@ -325,6 +866,7 @@
           <w:sz w:val="28"/>
           <w:szCs w:val="24"/>
           <w:u w:val="single"/>
+          <w:lang w:val="en-US"/>
         </w:rPr>
       </w:pPr>
       <w:r>
@@ -334,19 +876,408 @@
           <w:sz w:val="28"/>
           <w:szCs w:val="24"/>
           <w:u w:val="single"/>
-        </w:rPr>
-        <w:t>Análisi</w:t>
-      </w:r>
-      <w:r>
+          <w:lang w:val="en-US"/>
+        </w:rPr>
+        <w:t>Analysis</w:t>
+      </w:r>
+    </w:p>
+    <w:p>
+      <w:pPr>
+        <w:rPr>
+          <w:b/>
+          <w:bCs/>
+          <w:lang w:val="en-US"/>
+        </w:rPr>
+      </w:pPr>
+      <w:r>
+        <w:rPr>
+          <w:b/>
+          <w:bCs/>
+          <w:lang w:val="en-US"/>
+        </w:rPr>
+        <w:t>EU</w:t>
+      </w:r>
+    </w:p>
+    <w:p>
+      <w:pPr>
+        <w:rPr>
+          <w:lang w:val="en-US"/>
+        </w:rPr>
+      </w:pPr>
+      <w:r>
+        <w:rPr>
+          <w:lang w:val="en-US"/>
+        </w:rPr>
+        <w:t>At the European level, the average income currently stands at 22284.40 PPS and the total average growth since 2014 is 24%.</w:t>
+      </w:r>
+    </w:p>
+    <w:p>
+      <w:pPr>
+        <w:rPr>
+          <w:b/>
+          <w:bCs/>
+          <w:lang w:val="en-US"/>
+        </w:rPr>
+      </w:pPr>
+      <w:r>
+        <w:rPr>
+          <w:b/>
+          <w:bCs/>
+          <w:lang w:val="en-US"/>
+        </w:rPr>
+        <w:t>Growth</w:t>
+      </w:r>
+    </w:p>
+    <w:p>
+      <w:pPr>
+        <w:rPr>
+          <w:lang w:val="en-US"/>
+        </w:rPr>
+      </w:pPr>
+      <w:r>
+        <w:rPr>
+          <w:lang w:val="en-US"/>
+        </w:rPr>
+        <w:t>The</w:t>
+      </w:r>
+      <w:r>
+        <w:rPr>
+          <w:lang w:val="en-US"/>
+        </w:rPr>
+        <w:t xml:space="preserve"> nations that have grown the most </w:t>
+      </w:r>
+      <w:r>
+        <w:rPr>
+          <w:lang w:val="en-US"/>
+        </w:rPr>
+        <w:t xml:space="preserve">on average </w:t>
+      </w:r>
+      <w:r>
+        <w:rPr>
+          <w:lang w:val="en-US"/>
+        </w:rPr>
+        <w:t xml:space="preserve">belong to Eastern and Northern Europe, </w:t>
+      </w:r>
+      <w:r>
+        <w:rPr>
+          <w:lang w:val="en-US"/>
+        </w:rPr>
+        <w:t>do not belong to the</w:t>
+      </w:r>
+      <w:r>
+        <w:rPr>
+          <w:lang w:val="en-US"/>
+        </w:rPr>
+        <w:t xml:space="preserve"> Eurozone and </w:t>
+      </w:r>
+      <w:r>
+        <w:rPr>
+          <w:lang w:val="en-US"/>
+        </w:rPr>
+        <w:t>they have incorporated into the EU at the 21th century.</w:t>
+      </w:r>
+    </w:p>
+    <w:p>
+      <w:pPr>
+        <w:rPr>
+          <w:lang w:val="en-US"/>
+        </w:rPr>
+      </w:pPr>
+      <w:r>
+        <w:rPr>
+          <w:lang w:val="en-US"/>
+        </w:rPr>
+        <w:t>The</w:t>
+      </w:r>
+      <w:r>
+        <w:rPr>
+          <w:lang w:val="en-US"/>
+        </w:rPr>
+        <w:t xml:space="preserve"> n</w:t>
+      </w:r>
+      <w:r>
+        <w:rPr>
+          <w:lang w:val="en-US"/>
+        </w:rPr>
+        <w:t>ations that have</w:t>
+      </w:r>
+      <w:r>
+        <w:rPr>
+          <w:lang w:val="en-US"/>
+        </w:rPr>
+        <w:t xml:space="preserve"> grown the least</w:t>
+      </w:r>
+      <w:r>
+        <w:rPr>
+          <w:lang w:val="en-US"/>
+        </w:rPr>
+        <w:t xml:space="preserve"> on average</w:t>
+      </w:r>
+      <w:r>
+        <w:rPr>
+          <w:lang w:val="en-US"/>
+        </w:rPr>
+        <w:t xml:space="preserve"> belong to Western and Southern Europe, </w:t>
+      </w:r>
+      <w:r>
+        <w:rPr>
+          <w:lang w:val="en-US"/>
+        </w:rPr>
+        <w:t>belong t</w:t>
+      </w:r>
+      <w:r>
+        <w:rPr>
+          <w:lang w:val="en-US"/>
+        </w:rPr>
+        <w:t>o</w:t>
+      </w:r>
+      <w:r>
+        <w:rPr>
+          <w:lang w:val="en-US"/>
+        </w:rPr>
+        <w:t xml:space="preserve"> the </w:t>
+      </w:r>
+      <w:r>
+        <w:rPr>
+          <w:lang w:val="en-US"/>
+        </w:rPr>
+        <w:t xml:space="preserve">Eurozone and joined </w:t>
+      </w:r>
+      <w:r>
+        <w:rPr>
+          <w:lang w:val="en-US"/>
+        </w:rPr>
+        <w:t>between 1970 and 1989.</w:t>
+      </w:r>
+    </w:p>
+    <w:p>
+      <w:pPr>
+        <w:rPr>
+          <w:b/>
+          <w:bCs/>
+          <w:lang w:val="en-US"/>
+        </w:rPr>
+      </w:pPr>
+      <w:r>
+        <w:rPr>
+          <w:b/>
+          <w:bCs/>
+          <w:lang w:val="en-US"/>
+        </w:rPr>
+        <w:t>Wealth</w:t>
+      </w:r>
+    </w:p>
+    <w:p>
+      <w:pPr>
+        <w:rPr>
+          <w:lang w:val="en-US"/>
+        </w:rPr>
+      </w:pPr>
+      <w:r>
+        <w:rPr>
+          <w:lang w:val="en-US"/>
+        </w:rPr>
+        <w:t xml:space="preserve">The nations </w:t>
+      </w:r>
+      <w:r>
+        <w:rPr>
+          <w:lang w:val="en-US"/>
+        </w:rPr>
+        <w:t>that have the</w:t>
+      </w:r>
+      <w:r>
+        <w:rPr>
+          <w:lang w:val="en-US"/>
+        </w:rPr>
+        <w:t xml:space="preserve"> </w:t>
+      </w:r>
+      <w:r>
+        <w:rPr>
+          <w:lang w:val="en-US"/>
+        </w:rPr>
+        <w:t xml:space="preserve">highest EEI value on average </w:t>
+      </w:r>
+      <w:r>
+        <w:rPr>
+          <w:lang w:val="en-US"/>
+        </w:rPr>
+        <w:t xml:space="preserve">are the Western and Southern </w:t>
+      </w:r>
+      <w:r>
+        <w:rPr>
+          <w:lang w:val="en-US"/>
+        </w:rPr>
+        <w:t>European n</w:t>
+      </w:r>
+      <w:r>
+        <w:rPr>
+          <w:lang w:val="en-US"/>
+        </w:rPr>
+        <w:t>ations</w:t>
+      </w:r>
+      <w:r>
+        <w:rPr>
+          <w:lang w:val="en-US"/>
+        </w:rPr>
+        <w:t xml:space="preserve"> and</w:t>
+      </w:r>
+      <w:r>
+        <w:rPr>
+          <w:lang w:val="en-US"/>
+        </w:rPr>
+        <w:t xml:space="preserve"> </w:t>
+      </w:r>
+      <w:r>
+        <w:rPr>
+          <w:lang w:val="en-US"/>
+        </w:rPr>
+        <w:t>founded</w:t>
+      </w:r>
+      <w:r>
+        <w:rPr>
+          <w:lang w:val="en-US"/>
+        </w:rPr>
+        <w:t xml:space="preserve"> </w:t>
+      </w:r>
+      <w:r>
+        <w:rPr>
+          <w:lang w:val="en-US"/>
+        </w:rPr>
+        <w:t xml:space="preserve">the European Union </w:t>
+      </w:r>
+      <w:r>
+        <w:rPr>
+          <w:lang w:val="en-US"/>
+        </w:rPr>
+        <w:t xml:space="preserve">or joined </w:t>
+      </w:r>
+      <w:r>
+        <w:rPr>
+          <w:lang w:val="en-US"/>
+        </w:rPr>
+        <w:t>at</w:t>
+      </w:r>
+      <w:r>
+        <w:rPr>
+          <w:lang w:val="en-US"/>
+        </w:rPr>
+        <w:t xml:space="preserve"> the early 2000s. </w:t>
+      </w:r>
+    </w:p>
+    <w:p>
+      <w:pPr>
+        <w:rPr>
+          <w:lang w:val="en-US"/>
+        </w:rPr>
+      </w:pPr>
+      <w:r>
+        <w:rPr>
+          <w:lang w:val="en-US"/>
+        </w:rPr>
+        <w:t xml:space="preserve">The </w:t>
+      </w:r>
+      <w:r>
+        <w:rPr>
+          <w:lang w:val="en-US"/>
+        </w:rPr>
+        <w:t>nations that have</w:t>
+      </w:r>
+      <w:r>
+        <w:rPr>
+          <w:lang w:val="en-US"/>
+        </w:rPr>
+        <w:t xml:space="preserve"> the lowest </w:t>
+      </w:r>
+      <w:r>
+        <w:rPr>
+          <w:lang w:val="en-US"/>
+        </w:rPr>
+        <w:t>EEI value on average</w:t>
+      </w:r>
+      <w:r>
+        <w:rPr>
+          <w:lang w:val="en-US"/>
+        </w:rPr>
+        <w:t xml:space="preserve"> </w:t>
+      </w:r>
+      <w:r>
+        <w:rPr>
+          <w:lang w:val="en-US"/>
+        </w:rPr>
+        <w:t xml:space="preserve">are the </w:t>
+      </w:r>
+      <w:r>
+        <w:rPr>
+          <w:lang w:val="en-US"/>
+        </w:rPr>
+        <w:t>Eastern</w:t>
+      </w:r>
+      <w:r>
+        <w:rPr>
+          <w:lang w:val="en-US"/>
+        </w:rPr>
+        <w:t xml:space="preserve"> and </w:t>
+      </w:r>
+      <w:r>
+        <w:rPr>
+          <w:lang w:val="en-US"/>
+        </w:rPr>
+        <w:t>Northern</w:t>
+      </w:r>
+      <w:r>
+        <w:rPr>
+          <w:lang w:val="en-US"/>
+        </w:rPr>
+        <w:t xml:space="preserve"> </w:t>
+      </w:r>
+      <w:r>
+        <w:rPr>
+          <w:lang w:val="en-US"/>
+        </w:rPr>
+        <w:t>European n</w:t>
+      </w:r>
+      <w:r>
+        <w:rPr>
+          <w:lang w:val="en-US"/>
+        </w:rPr>
+        <w:t>ations</w:t>
+      </w:r>
+      <w:r>
+        <w:rPr>
+          <w:lang w:val="en-US"/>
+        </w:rPr>
+        <w:t xml:space="preserve"> </w:t>
+      </w:r>
+      <w:r>
+        <w:rPr>
+          <w:lang w:val="en-US"/>
+        </w:rPr>
+        <w:t xml:space="preserve">that </w:t>
+      </w:r>
+      <w:r>
+        <w:rPr>
+          <w:lang w:val="en-US"/>
+        </w:rPr>
+        <w:t xml:space="preserve">joined </w:t>
+      </w:r>
+      <w:r>
+        <w:rPr>
+          <w:lang w:val="en-US"/>
+        </w:rPr>
+        <w:t>between 1970 and 1989.</w:t>
+      </w:r>
+    </w:p>
+    <w:p>
+      <w:pPr>
         <w:rPr>
           <w:b/>
           <w:bCs/>
           <w:sz w:val="28"/>
           <w:szCs w:val="24"/>
           <w:u w:val="single"/>
-        </w:rPr>
-        <w:t xml:space="preserve">s </w:t>
-      </w:r>
+          <w:lang w:val="en-US"/>
+        </w:rPr>
+      </w:pPr>
       <w:r>
         <w:rPr>
           <w:b/>
@@ -354,180 +1285,228 @@
           <w:sz w:val="28"/>
           <w:szCs w:val="24"/>
           <w:u w:val="single"/>
-        </w:rPr>
-        <w:t>de datos</w:t>
-      </w:r>
-    </w:p>
-    <w:p>
-      <w:pPr>
-        <w:rPr>
-          <w:b/>
-          <w:bCs/>
-        </w:rPr>
-      </w:pPr>
-      <w:r>
-        <w:rPr>
-          <w:b/>
-          <w:bCs/>
+          <w:lang w:val="en-US"/>
+        </w:rPr>
+        <w:t>Results</w:t>
+      </w:r>
+    </w:p>
+    <w:p>
+      <w:pPr>
+        <w:rPr>
+          <w:lang w:val="en-US"/>
+        </w:rPr>
+      </w:pPr>
+      <w:r>
+        <w:rPr>
+          <w:lang w:val="en-US"/>
         </w:rPr>
         <w:t xml:space="preserve">1. </w:t>
       </w:r>
       <w:r>
         <w:rPr>
-          <w:b/>
-          <w:bCs/>
-        </w:rPr>
-        <w:t>UE</w:t>
-      </w:r>
-    </w:p>
-    <w:p>
-      <w:r>
-        <w:t>A nivel europeo, la media de ingresos actualmente es de 22284,40 PPS y el crecimiento medio total desde 2014 es del 24%.</w:t>
-      </w:r>
-    </w:p>
-    <w:p>
-      <w:pPr>
-        <w:rPr>
-          <w:b/>
-          <w:bCs/>
-        </w:rPr>
-      </w:pPr>
-      <w:r>
-        <w:rPr>
-          <w:b/>
-          <w:bCs/>
-        </w:rPr>
-        <w:t>2</w:t>
-      </w:r>
-      <w:r>
-        <w:rPr>
-          <w:b/>
-          <w:bCs/>
-        </w:rPr>
-        <w:t>. Crecimiento</w:t>
-      </w:r>
-    </w:p>
-    <w:p>
-      <w:r>
-        <w:t>Observamos que las naciones que más han crecido pertenecen a Europa del Este y Norte, están fuera de la eurozona y se han unido en el siglo 21.</w:t>
-      </w:r>
-    </w:p>
-    <w:p>
-      <w:r>
-        <w:t>Por otro lado, las que menos han crecido pertenece a Europa Occidental y Sur</w:t>
-      </w:r>
-      <w:r>
-        <w:t>, están dentro de la eurozona y se unieron en la década de los 70 y 80.</w:t>
-      </w:r>
-    </w:p>
-    <w:p>
-      <w:pPr>
-        <w:rPr>
-          <w:b/>
-          <w:bCs/>
-        </w:rPr>
-      </w:pPr>
-      <w:r>
-        <w:rPr>
-          <w:b/>
-          <w:bCs/>
-        </w:rPr>
-        <w:t>3</w:t>
-      </w:r>
-      <w:r>
-        <w:rPr>
-          <w:b/>
-          <w:bCs/>
+          <w:lang w:val="en-US"/>
+        </w:rPr>
+        <w:t xml:space="preserve">At the level of nations, we can see that, with the exception of Greece, Luxembourg and Ireland, </w:t>
+      </w:r>
+      <w:r>
+        <w:rPr>
+          <w:lang w:val="en-US"/>
+        </w:rPr>
+        <w:t>workers</w:t>
+      </w:r>
+      <w:r>
+        <w:rPr>
+          <w:lang w:val="en-US"/>
+        </w:rPr>
+        <w:t xml:space="preserve"> are experiencing economic growth.  </w:t>
+      </w:r>
+    </w:p>
+    <w:p>
+      <w:pPr>
+        <w:rPr>
+          <w:lang w:val="en-US"/>
+        </w:rPr>
+      </w:pPr>
+      <w:r>
+        <w:rPr>
+          <w:lang w:val="en-US"/>
+        </w:rPr>
+        <w:t xml:space="preserve">2. The most successful nations on average are </w:t>
+      </w:r>
+      <w:r>
+        <w:rPr>
+          <w:lang w:val="en-US"/>
+        </w:rPr>
+        <w:t>the</w:t>
+      </w:r>
+      <w:r>
+        <w:rPr>
+          <w:lang w:val="en-US"/>
+        </w:rPr>
+        <w:t xml:space="preserve"> </w:t>
+      </w:r>
+      <w:r>
+        <w:rPr>
+          <w:lang w:val="en-US"/>
+        </w:rPr>
+        <w:t>E</w:t>
+      </w:r>
+      <w:r>
+        <w:rPr>
+          <w:lang w:val="en-US"/>
+        </w:rPr>
+        <w:t xml:space="preserve">astern and </w:t>
+      </w:r>
+      <w:r>
+        <w:rPr>
+          <w:lang w:val="en-US"/>
+        </w:rPr>
+        <w:t>N</w:t>
+      </w:r>
+      <w:r>
+        <w:rPr>
+          <w:lang w:val="en-US"/>
+        </w:rPr>
+        <w:t xml:space="preserve">orthern </w:t>
+      </w:r>
+      <w:r>
+        <w:rPr>
+          <w:lang w:val="en-US"/>
+        </w:rPr>
+        <w:t xml:space="preserve">European </w:t>
+      </w:r>
+      <w:r>
+        <w:rPr>
+          <w:lang w:val="en-US"/>
+        </w:rPr>
+        <w:t>nations</w:t>
+      </w:r>
+      <w:r>
+        <w:rPr>
+          <w:lang w:val="en-US"/>
+        </w:rPr>
+        <w:t xml:space="preserve"> that joined the EU</w:t>
+      </w:r>
+      <w:r>
+        <w:rPr>
+          <w:lang w:val="en-US"/>
+        </w:rPr>
+        <w:t xml:space="preserve"> </w:t>
+      </w:r>
+      <w:r>
+        <w:rPr>
+          <w:lang w:val="en-US"/>
+        </w:rPr>
+        <w:t>at</w:t>
+      </w:r>
+      <w:r>
+        <w:rPr>
+          <w:lang w:val="en-US"/>
+        </w:rPr>
+        <w:t xml:space="preserve"> 21st century </w:t>
+      </w:r>
+      <w:r>
+        <w:rPr>
+          <w:lang w:val="en-US"/>
+        </w:rPr>
+        <w:t>but have not joined</w:t>
+      </w:r>
+      <w:r>
+        <w:rPr>
+          <w:lang w:val="en-US"/>
+        </w:rPr>
+        <w:t xml:space="preserve"> the Eurozone</w:t>
+      </w:r>
+      <w:r>
+        <w:rPr>
+          <w:lang w:val="en-US"/>
         </w:rPr>
         <w:t xml:space="preserve">. </w:t>
       </w:r>
       <w:r>
         <w:rPr>
-          <w:b/>
-          <w:bCs/>
-        </w:rPr>
-        <w:t>Riqueza</w:t>
-      </w:r>
-    </w:p>
-    <w:p>
-      <w:r>
-        <w:t>Observamos que, de media, las naciones más ricas son las Occidentales y Sureñas (aunque las últimas tienen un valor muy parecido a las del este), son miembros fundadores o se unieron a principios del 2000. El hecho de que estén dentro de la Eurozona o no es un factor que no influye, pues ambos presentan de media el mismo valor.</w:t>
-      </w:r>
-    </w:p>
-    <w:p>
-      <w:r>
-        <w:t xml:space="preserve">Por otro lado, las que menor riqueza tienen son los países </w:t>
-      </w:r>
-      <w:r>
-        <w:t xml:space="preserve">del este y </w:t>
-      </w:r>
-      <w:r>
-        <w:t>del norte</w:t>
-      </w:r>
-      <w:r>
+          <w:lang w:val="en-US"/>
+        </w:rPr>
+        <w:t>T</w:t>
+      </w:r>
+      <w:r>
+        <w:rPr>
+          <w:lang w:val="en-US"/>
+        </w:rPr>
+        <w:t>heir average EEI value is slightly smaller than those with the highest value, but their growth value is superior than the previously mentioned. Thus, soon will outperform them on that regard.</w:t>
+      </w:r>
+    </w:p>
+    <w:p>
+      <w:pPr>
+        <w:rPr>
+          <w:lang w:val="en-US"/>
+        </w:rPr>
+      </w:pPr>
+      <w:r>
+        <w:rPr>
+          <w:lang w:val="en-US"/>
+        </w:rPr>
+        <w:t xml:space="preserve">3. The </w:t>
+      </w:r>
+      <w:r>
+        <w:rPr>
+          <w:lang w:val="en-US"/>
+        </w:rPr>
+        <w:t>nation that joined</w:t>
+      </w:r>
+      <w:r>
+        <w:rPr>
+          <w:lang w:val="en-US"/>
+        </w:rPr>
         <w:t xml:space="preserve"> </w:t>
       </w:r>
       <w:r>
-        <w:t xml:space="preserve">que se unieron en los 70 y en los 80. </w:t>
-      </w:r>
-    </w:p>
-    <w:p>
-      <w:pPr>
-        <w:rPr>
-          <w:b/>
-          <w:bCs/>
-          <w:sz w:val="28"/>
-          <w:szCs w:val="24"/>
-          <w:u w:val="single"/>
-        </w:rPr>
-      </w:pPr>
-      <w:r>
-        <w:rPr>
-          <w:b/>
-          <w:bCs/>
-          <w:sz w:val="28"/>
-          <w:szCs w:val="24"/>
-          <w:u w:val="single"/>
-        </w:rPr>
-        <w:t>Conclusiones</w:t>
-      </w:r>
-    </w:p>
-    <w:p>
-      <w:r>
-        <w:t xml:space="preserve">1. </w:t>
-      </w:r>
-      <w:r>
-        <w:t xml:space="preserve">A nivel de naciones, podemos ver que, salvo Grecia, Luxemburgo e Irlanda, los países experimentan crecimiento económico.  </w:t>
-      </w:r>
-    </w:p>
-    <w:p>
-      <w:r>
-        <w:t xml:space="preserve">2. Las naciones con más éxito en general en promedio son aquellas naciones del este y del norte, unidas en el siglo 21 que no pertenecen a la eurozona. </w:t>
-      </w:r>
-    </w:p>
-    <w:p>
-      <w:r>
-        <w:t xml:space="preserve">Sus niveles de riqueza son equiparables a las naciones sureñas y las naciones fundadoras y en el futuro próximo llegarán a superarlas debido a su crecimiento económico tan acelerado  </w:t>
-      </w:r>
-    </w:p>
-    <w:p>
-      <w:pPr>
-        <w:rPr>
-          <w:b/>
-          <w:bCs/>
-        </w:rPr>
-      </w:pPr>
-      <w:r>
-        <w:t>3</w:t>
-      </w:r>
-      <w:r>
-        <w:t>. Las naciones unidas en la década de los 70 y 80 son las peores paradas</w:t>
-      </w:r>
-      <w:r>
-        <w:t xml:space="preserve"> en promedio</w:t>
-      </w:r>
-      <w:r>
-        <w:t xml:space="preserve"> tanto en crecimiento como en riqueza.</w:t>
+        <w:rPr>
+          <w:lang w:val="en-US"/>
+        </w:rPr>
+        <w:t>between</w:t>
+      </w:r>
+      <w:r>
+        <w:rPr>
+          <w:lang w:val="en-US"/>
+        </w:rPr>
+        <w:t xml:space="preserve"> </w:t>
+      </w:r>
+      <w:r>
+        <w:rPr>
+          <w:lang w:val="en-US"/>
+        </w:rPr>
+        <w:t>at the</w:t>
+      </w:r>
+      <w:r>
+        <w:rPr>
+          <w:lang w:val="en-US"/>
+        </w:rPr>
+        <w:t xml:space="preserve"> 1970s </w:t>
+      </w:r>
+      <w:r>
+        <w:rPr>
+          <w:lang w:val="en-US"/>
+        </w:rPr>
+        <w:t xml:space="preserve">– </w:t>
+      </w:r>
+      <w:r>
+        <w:rPr>
+          <w:lang w:val="en-US"/>
+        </w:rPr>
+        <w:t>198</w:t>
+      </w:r>
+      <w:r>
+        <w:rPr>
+          <w:lang w:val="en-US"/>
+        </w:rPr>
+        <w:t>9 period</w:t>
+      </w:r>
+      <w:r>
+        <w:rPr>
+          <w:lang w:val="en-US"/>
+        </w:rPr>
+        <w:t xml:space="preserve"> are the worst performers on average in both growth and wealth.</w:t>
       </w:r>
     </w:p>
     <w:sectPr>
